--- a/report/report.docx
+++ b/report/report.docx
@@ -152,8 +152,9 @@
           <w:sz w:val="28"/>
           <w:szCs w:val="28"/>
         </w:rPr>
-        <w:t xml:space="preserve">Hasan Ali </w:t>
-      </w:r>
+        <w:t xml:space="preserve">Hasan Ali                      </w:t>
+      </w:r>
+      <w:proofErr w:type="gramStart"/>
       <w:r>
         <w:rPr>
           <w:b/>
@@ -161,9 +162,8 @@
           <w:sz w:val="28"/>
           <w:szCs w:val="28"/>
         </w:rPr>
-        <w:t xml:space="preserve">                     </w:t>
-      </w:r>
-      <w:proofErr w:type="gramStart"/>
+        <w:t xml:space="preserve"> </w:t>
+      </w:r>
       <w:r>
         <w:rPr>
           <w:b/>
@@ -171,25 +171,7 @@
           <w:sz w:val="28"/>
           <w:szCs w:val="28"/>
         </w:rPr>
-        <w:t xml:space="preserve"> </w:t>
-      </w:r>
-      <w:r>
-        <w:rPr>
-          <w:b/>
-          <w:bCs/>
-          <w:sz w:val="28"/>
-          <w:szCs w:val="28"/>
-        </w:rPr>
-        <w:t xml:space="preserve"> </w:t>
-      </w:r>
-      <w:r>
-        <w:rPr>
-          <w:b/>
-          <w:bCs/>
-          <w:sz w:val="28"/>
-          <w:szCs w:val="28"/>
-        </w:rPr>
-        <w:t xml:space="preserve"> </w:t>
+        <w:t xml:space="preserve">  </w:t>
       </w:r>
       <w:r>
         <w:rPr>
@@ -261,16 +243,7 @@
           <w:sz w:val="28"/>
           <w:szCs w:val="28"/>
         </w:rPr>
-        <w:t xml:space="preserve">Fatima Manzoor </w:t>
-      </w:r>
-      <w:r>
-        <w:rPr>
-          <w:b/>
-          <w:bCs/>
-          <w:sz w:val="28"/>
-          <w:szCs w:val="28"/>
-        </w:rPr>
-        <w:t xml:space="preserve">        </w:t>
+        <w:t xml:space="preserve">Fatima Manzoor         </w:t>
       </w:r>
       <w:proofErr w:type="gramStart"/>
       <w:r>
@@ -343,7 +316,7 @@
           <w:sz w:val="28"/>
           <w:szCs w:val="28"/>
         </w:rPr>
-        <w:t xml:space="preserve">Amna Ejaz </w:t>
+        <w:t xml:space="preserve">Amna Ejaz                   </w:t>
       </w:r>
       <w:r>
         <w:rPr>
@@ -352,8 +325,9 @@
           <w:sz w:val="28"/>
           <w:szCs w:val="28"/>
         </w:rPr>
-        <w:t xml:space="preserve">                  </w:t>
-      </w:r>
+        <w:t xml:space="preserve"> </w:t>
+      </w:r>
+      <w:proofErr w:type="gramStart"/>
       <w:r>
         <w:rPr>
           <w:b/>
@@ -363,7 +337,6 @@
         </w:rPr>
         <w:t xml:space="preserve"> </w:t>
       </w:r>
-      <w:proofErr w:type="gramStart"/>
       <w:r>
         <w:rPr>
           <w:b/>
@@ -371,7 +344,7 @@
           <w:sz w:val="28"/>
           <w:szCs w:val="28"/>
         </w:rPr>
-        <w:t xml:space="preserve"> </w:t>
+        <w:t xml:space="preserve">  </w:t>
       </w:r>
       <w:r>
         <w:rPr>
@@ -380,8 +353,9 @@
           <w:sz w:val="28"/>
           <w:szCs w:val="28"/>
         </w:rPr>
-        <w:t xml:space="preserve">  </w:t>
-      </w:r>
+        <w:t>(</w:t>
+      </w:r>
+      <w:proofErr w:type="gramEnd"/>
       <w:r>
         <w:rPr>
           <w:b/>
@@ -389,26 +363,7 @@
           <w:sz w:val="28"/>
           <w:szCs w:val="28"/>
         </w:rPr>
-        <w:t>(</w:t>
-      </w:r>
-      <w:proofErr w:type="gramEnd"/>
-      <w:r>
-        <w:rPr>
-          <w:b/>
-          <w:bCs/>
-          <w:sz w:val="28"/>
-          <w:szCs w:val="28"/>
-        </w:rPr>
-        <w:t xml:space="preserve"> </w:t>
-      </w:r>
-      <w:r>
-        <w:rPr>
-          <w:b/>
-          <w:bCs/>
-          <w:sz w:val="28"/>
-          <w:szCs w:val="28"/>
-        </w:rPr>
-        <w:t>F25BDATS1M</w:t>
+        <w:t xml:space="preserve"> F25BDATS1M</w:t>
       </w:r>
       <w:proofErr w:type="gramStart"/>
       <w:r>
@@ -460,17 +415,7 @@
           <w:sz w:val="32"/>
           <w:szCs w:val="32"/>
         </w:rPr>
-        <w:t>Library</w:t>
-      </w:r>
-      <w:r>
-        <w:rPr>
-          <w:b/>
-          <w:bCs/>
-          <w:color w:val="4472C4" w:themeColor="accent1"/>
-          <w:sz w:val="32"/>
-          <w:szCs w:val="32"/>
-        </w:rPr>
-        <w:t xml:space="preserve"> :</w:t>
+        <w:t>Library :</w:t>
       </w:r>
       <w:proofErr w:type="gramEnd"/>
       <w:r>
@@ -565,17 +510,7 @@
           <w:sz w:val="32"/>
           <w:szCs w:val="32"/>
         </w:rPr>
-        <w:t>Date</w:t>
-      </w:r>
-      <w:r>
-        <w:rPr>
-          <w:b/>
-          <w:bCs/>
-          <w:color w:val="4472C4" w:themeColor="accent1"/>
-          <w:sz w:val="32"/>
-          <w:szCs w:val="32"/>
-        </w:rPr>
-        <w:t xml:space="preserve"> :</w:t>
+        <w:t>Date :</w:t>
       </w:r>
       <w:proofErr w:type="gramEnd"/>
       <w:r>
@@ -664,13 +599,552 @@
     </w:p>
     <w:p>
       <w:pPr>
-        <w:pStyle w:val="ListParagraph"/>
-        <w:ind w:left="1440"/>
-        <w:rPr>
-          <w:b/>
-          <w:bCs/>
+        <w:spacing w:after="160" w:line="278" w:lineRule="auto"/>
+        <w:rPr>
+          <w:rFonts w:asciiTheme="minorHAnsi" w:eastAsiaTheme="minorHAnsi" w:hAnsiTheme="minorHAnsi" w:cstheme="minorBidi"/>
+          <w:b/>
+          <w:bCs/>
+          <w:kern w:val="2"/>
           <w:sz w:val="28"/>
           <w:szCs w:val="28"/>
+          <w14:ligatures w14:val="standardContextual"/>
+        </w:rPr>
+      </w:pPr>
+      <w:r>
+        <w:rPr>
+          <w:b/>
+          <w:bCs/>
+          <w:sz w:val="28"/>
+          <w:szCs w:val="28"/>
+        </w:rPr>
+        <w:br w:type="page"/>
+      </w:r>
+    </w:p>
+    <w:p>
+      <w:pPr>
+        <w:pStyle w:val="Heading1"/>
+        <w:pBdr>
+          <w:bottom w:val="single" w:sz="6" w:space="1" w:color="2E75B6"/>
+        </w:pBdr>
+      </w:pPr>
+      <w:r>
+        <w:rPr>
+          <w:rFonts w:ascii="Arial" w:eastAsia="Arial" w:hAnsi="Arial" w:cs="Arial"/>
+          <w:b/>
+          <w:bCs/>
+          <w:color w:val="1F4E79"/>
+          <w:sz w:val="32"/>
+          <w:szCs w:val="32"/>
+        </w:rPr>
+        <w:lastRenderedPageBreak/>
+        <w:t>Section 1 — Library Overview</w:t>
+      </w:r>
+    </w:p>
+    <w:p>
+      <w:r>
+        <w:t>Matplotlib is Python's most popular and widely</w:t>
+      </w:r>
+      <w:r>
+        <w:t xml:space="preserve"> </w:t>
+      </w:r>
+      <w:r>
+        <w:t>used</w:t>
+      </w:r>
+      <w:r>
+        <w:t xml:space="preserve"> Library. It is used for 2D visualization of objects.</w:t>
+      </w:r>
+      <w:r>
+        <w:t xml:space="preserve"> </w:t>
+      </w:r>
+      <w:r>
+        <w:t>It was created in 2003 by John D. Hunter</w:t>
+      </w:r>
+      <w:r>
+        <w:t>.</w:t>
+      </w:r>
+      <w:r>
+        <w:t xml:space="preserve"> </w:t>
+      </w:r>
+      <w:r>
+        <w:t>The library is used</w:t>
+      </w:r>
+      <w:r>
+        <w:t xml:space="preserve"> in many fields like </w:t>
+      </w:r>
+      <w:r>
+        <w:t>scientific research, machine learning, financial analysis, engineering, and academia</w:t>
+      </w:r>
+      <w:r>
+        <w:t xml:space="preserve"> etc. Major companies like NASA rely on matplotlib for making their graphs and charts.</w:t>
+      </w:r>
+    </w:p>
+    <w:p>
+      <w:pPr>
+        <w:pStyle w:val="Heading2"/>
+      </w:pPr>
+      <w:r>
+        <w:rPr>
+          <w:rFonts w:ascii="Arial" w:eastAsia="Arial" w:hAnsi="Arial" w:cs="Arial"/>
+          <w:b/>
+          <w:bCs/>
+          <w:color w:val="2E75B6"/>
+          <w:sz w:val="26"/>
+          <w:szCs w:val="26"/>
+        </w:rPr>
+        <w:t>What matplotlib Produces</w:t>
+      </w:r>
+    </w:p>
+    <w:p>
+      <w:pPr>
+        <w:pStyle w:val="ListParagraph"/>
+        <w:numPr>
+          <w:ilvl w:val="0"/>
+          <w:numId w:val="17"/>
+        </w:numPr>
+        <w:spacing w:before="60" w:after="60" w:line="240" w:lineRule="auto"/>
+        <w:contextualSpacing w:val="0"/>
+      </w:pPr>
+      <w:r>
+        <w:rPr>
+          <w:rFonts w:ascii="Arial" w:eastAsia="Arial" w:hAnsi="Arial" w:cs="Arial"/>
+          <w:sz w:val="22"/>
+          <w:szCs w:val="22"/>
+        </w:rPr>
+        <w:t xml:space="preserve">Line charts </w:t>
+      </w:r>
+    </w:p>
+    <w:p>
+      <w:pPr>
+        <w:pStyle w:val="ListParagraph"/>
+        <w:numPr>
+          <w:ilvl w:val="0"/>
+          <w:numId w:val="17"/>
+        </w:numPr>
+        <w:spacing w:before="60" w:after="60" w:line="240" w:lineRule="auto"/>
+        <w:contextualSpacing w:val="0"/>
+      </w:pPr>
+      <w:r>
+        <w:rPr>
+          <w:rFonts w:ascii="Arial" w:eastAsia="Arial" w:hAnsi="Arial" w:cs="Arial"/>
+          <w:sz w:val="22"/>
+          <w:szCs w:val="22"/>
+        </w:rPr>
+        <w:t xml:space="preserve">Bar charts </w:t>
+      </w:r>
+    </w:p>
+    <w:p>
+      <w:pPr>
+        <w:pStyle w:val="ListParagraph"/>
+        <w:numPr>
+          <w:ilvl w:val="0"/>
+          <w:numId w:val="17"/>
+        </w:numPr>
+        <w:spacing w:before="60" w:after="60" w:line="240" w:lineRule="auto"/>
+        <w:contextualSpacing w:val="0"/>
+      </w:pPr>
+      <w:r>
+        <w:rPr>
+          <w:rFonts w:ascii="Arial" w:eastAsia="Arial" w:hAnsi="Arial" w:cs="Arial"/>
+          <w:sz w:val="22"/>
+          <w:szCs w:val="22"/>
+        </w:rPr>
+        <w:t xml:space="preserve">Scatter plots </w:t>
+      </w:r>
+    </w:p>
+    <w:p>
+      <w:pPr>
+        <w:pStyle w:val="ListParagraph"/>
+        <w:numPr>
+          <w:ilvl w:val="0"/>
+          <w:numId w:val="17"/>
+        </w:numPr>
+        <w:spacing w:before="60" w:after="60" w:line="240" w:lineRule="auto"/>
+        <w:contextualSpacing w:val="0"/>
+      </w:pPr>
+      <w:r>
+        <w:rPr>
+          <w:rFonts w:ascii="Arial" w:eastAsia="Arial" w:hAnsi="Arial" w:cs="Arial"/>
+          <w:sz w:val="22"/>
+          <w:szCs w:val="22"/>
+        </w:rPr>
+        <w:t xml:space="preserve">Histograms </w:t>
+      </w:r>
+    </w:p>
+    <w:p>
+      <w:pPr>
+        <w:pStyle w:val="ListParagraph"/>
+        <w:numPr>
+          <w:ilvl w:val="0"/>
+          <w:numId w:val="17"/>
+        </w:numPr>
+        <w:spacing w:before="60" w:after="60" w:line="240" w:lineRule="auto"/>
+        <w:contextualSpacing w:val="0"/>
+      </w:pPr>
+      <w:r>
+        <w:rPr>
+          <w:rFonts w:ascii="Arial" w:eastAsia="Arial" w:hAnsi="Arial" w:cs="Arial"/>
+          <w:sz w:val="22"/>
+          <w:szCs w:val="22"/>
+        </w:rPr>
+        <w:t xml:space="preserve">Pie charts </w:t>
+      </w:r>
+    </w:p>
+    <w:p>
+      <w:pPr>
+        <w:pStyle w:val="ListParagraph"/>
+        <w:numPr>
+          <w:ilvl w:val="0"/>
+          <w:numId w:val="17"/>
+        </w:numPr>
+        <w:spacing w:before="60" w:after="60" w:line="240" w:lineRule="auto"/>
+        <w:contextualSpacing w:val="0"/>
+      </w:pPr>
+      <w:r>
+        <w:rPr>
+          <w:rFonts w:ascii="Arial" w:eastAsia="Arial" w:hAnsi="Arial" w:cs="Arial"/>
+          <w:sz w:val="22"/>
+          <w:szCs w:val="22"/>
+        </w:rPr>
+        <w:t xml:space="preserve">Heatmaps </w:t>
+      </w:r>
+    </w:p>
+    <w:p>
+      <w:pPr>
+        <w:spacing w:before="60" w:after="60"/>
+        <w:ind w:left="360"/>
+        <w:rPr>
+          <w:b/>
+          <w:bCs/>
+          <w:color w:val="2E75B6"/>
+          <w:sz w:val="26"/>
+          <w:szCs w:val="26"/>
+        </w:rPr>
+      </w:pPr>
+    </w:p>
+    <w:p>
+      <w:pPr>
+        <w:spacing w:before="60" w:after="60"/>
+        <w:ind w:left="360"/>
+      </w:pPr>
+      <w:r>
+        <w:rPr>
+          <w:b/>
+          <w:bCs/>
+          <w:color w:val="2E75B6"/>
+          <w:sz w:val="26"/>
+          <w:szCs w:val="26"/>
+        </w:rPr>
+        <w:t>Installation</w:t>
+      </w:r>
+    </w:p>
+    <w:p>
+      <w:pPr>
+        <w:rPr>
+          <w:b/>
+          <w:bCs/>
+        </w:rPr>
+      </w:pPr>
+      <w:r>
+        <w:rPr>
+          <w:b/>
+          <w:bCs/>
+        </w:rPr>
+        <w:t xml:space="preserve">To install we need to run this command in </w:t>
+      </w:r>
+      <w:proofErr w:type="gramStart"/>
+      <w:r>
+        <w:rPr>
+          <w:b/>
+          <w:bCs/>
+        </w:rPr>
+        <w:t>terminal :</w:t>
+      </w:r>
+      <w:proofErr w:type="gramEnd"/>
+      <w:r>
+        <w:rPr>
+          <w:b/>
+          <w:bCs/>
+        </w:rPr>
+        <w:t>-</w:t>
+      </w:r>
+    </w:p>
+    <w:p>
+      <w:pPr>
+        <w:rPr>
+          <w:rFonts w:ascii="Courier New" w:eastAsia="Courier New" w:hAnsi="Courier New" w:cs="Courier New"/>
+          <w:b/>
+          <w:bCs/>
+          <w:color w:val="1F4E79"/>
+          <w:sz w:val="20"/>
+          <w:szCs w:val="20"/>
+        </w:rPr>
+      </w:pPr>
+      <w:r>
+        <w:rPr>
+          <w:b/>
+          <w:bCs/>
+          <w:sz w:val="32"/>
+          <w:szCs w:val="32"/>
+        </w:rPr>
+        <w:t xml:space="preserve">           </w:t>
+      </w:r>
+      <w:r>
+        <w:rPr>
+          <w:rFonts w:ascii="Courier New" w:eastAsia="Courier New" w:hAnsi="Courier New" w:cs="Courier New"/>
+          <w:b/>
+          <w:bCs/>
+          <w:color w:val="1F4E79"/>
+          <w:sz w:val="20"/>
+          <w:szCs w:val="20"/>
+        </w:rPr>
+        <w:t>pip install matplotlib</w:t>
+      </w:r>
+    </w:p>
+    <w:p>
+      <w:pPr>
+        <w:rPr>
+          <w:rFonts w:ascii="Courier New" w:eastAsia="Courier New" w:hAnsi="Courier New" w:cs="Courier New"/>
+          <w:b/>
+          <w:bCs/>
+          <w:color w:val="1F4E79"/>
+          <w:sz w:val="20"/>
+          <w:szCs w:val="20"/>
+        </w:rPr>
+      </w:pPr>
+    </w:p>
+    <w:p>
+      <w:pPr>
+        <w:rPr>
+          <w:b/>
+          <w:bCs/>
+          <w:color w:val="2E75B6"/>
+          <w:sz w:val="26"/>
+          <w:szCs w:val="26"/>
+        </w:rPr>
+      </w:pPr>
+      <w:r>
+        <w:rPr>
+          <w:b/>
+          <w:bCs/>
+          <w:color w:val="2E75B6"/>
+          <w:sz w:val="26"/>
+          <w:szCs w:val="26"/>
+        </w:rPr>
+        <w:t>Two Interfaces</w:t>
+      </w:r>
+    </w:p>
+    <w:p>
+      <w:r>
+        <w:t>Matplotlib provides two distinct ways to create charts.</w:t>
+      </w:r>
+    </w:p>
+    <w:p>
+      <w:pPr>
+        <w:rPr>
+          <w:b/>
+          <w:bCs/>
+          <w:color w:val="EE0000"/>
+          <w:sz w:val="24"/>
+          <w:szCs w:val="24"/>
+        </w:rPr>
+      </w:pPr>
+      <w:r>
+        <w:rPr>
+          <w:b/>
+          <w:bCs/>
+        </w:rPr>
+        <w:t xml:space="preserve">      </w:t>
+      </w:r>
+      <w:r>
+        <w:rPr>
+          <w:b/>
+          <w:bCs/>
+          <w:sz w:val="28"/>
+          <w:szCs w:val="28"/>
+        </w:rPr>
+        <w:t xml:space="preserve">  </w:t>
+      </w:r>
+      <w:proofErr w:type="spellStart"/>
+      <w:r>
+        <w:rPr>
+          <w:b/>
+          <w:bCs/>
+          <w:color w:val="EE0000"/>
+          <w:sz w:val="24"/>
+          <w:szCs w:val="24"/>
+        </w:rPr>
+        <w:t>pyplot</w:t>
+      </w:r>
+      <w:proofErr w:type="spellEnd"/>
+      <w:r>
+        <w:rPr>
+          <w:b/>
+          <w:bCs/>
+          <w:color w:val="EE0000"/>
+          <w:sz w:val="24"/>
+          <w:szCs w:val="24"/>
+        </w:rPr>
+        <w:t xml:space="preserve"> interface</w:t>
+      </w:r>
+    </w:p>
+    <w:p>
+      <w:pPr>
+        <w:rPr>
+          <w:b/>
+          <w:bCs/>
+          <w:color w:val="EE0000"/>
+          <w:sz w:val="20"/>
+          <w:szCs w:val="20"/>
+        </w:rPr>
+      </w:pPr>
+    </w:p>
+    <w:p>
+      <w:pPr>
+        <w:pStyle w:val="ListParagraph"/>
+        <w:numPr>
+          <w:ilvl w:val="0"/>
+          <w:numId w:val="18"/>
+        </w:numPr>
+        <w:rPr>
+          <w:sz w:val="20"/>
+          <w:szCs w:val="20"/>
+        </w:rPr>
+      </w:pPr>
+      <w:r>
+        <w:rPr>
+          <w:color w:val="000000" w:themeColor="text1"/>
+          <w:sz w:val="20"/>
+          <w:szCs w:val="20"/>
+        </w:rPr>
+        <w:t>For</w:t>
+      </w:r>
+      <w:r>
+        <w:rPr>
+          <w:color w:val="EE0000"/>
+          <w:sz w:val="20"/>
+          <w:szCs w:val="20"/>
+        </w:rPr>
+        <w:t xml:space="preserve"> </w:t>
+      </w:r>
+      <w:r>
+        <w:rPr>
+          <w:sz w:val="20"/>
+          <w:szCs w:val="20"/>
+        </w:rPr>
+        <w:t>Quick plots, beginners, scripts</w:t>
+      </w:r>
+    </w:p>
+    <w:p>
+      <w:pPr>
+        <w:rPr>
+          <w:sz w:val="20"/>
+          <w:szCs w:val="20"/>
+        </w:rPr>
+      </w:pPr>
+    </w:p>
+    <w:p>
+      <w:pPr>
+        <w:rPr>
+          <w:b/>
+          <w:bCs/>
+          <w:color w:val="EE0000"/>
+        </w:rPr>
+      </w:pPr>
+      <w:r>
+        <w:rPr>
+          <w:b/>
+          <w:bCs/>
+          <w:color w:val="EE0000"/>
+          <w:sz w:val="32"/>
+          <w:szCs w:val="32"/>
+        </w:rPr>
+        <w:t xml:space="preserve">      </w:t>
+      </w:r>
+      <w:r>
+        <w:rPr>
+          <w:b/>
+          <w:bCs/>
+          <w:color w:val="EE0000"/>
+          <w:sz w:val="28"/>
+          <w:szCs w:val="28"/>
+        </w:rPr>
+        <w:t xml:space="preserve"> </w:t>
+      </w:r>
+      <w:r>
+        <w:rPr>
+          <w:b/>
+          <w:bCs/>
+          <w:color w:val="EE0000"/>
+          <w:sz w:val="24"/>
+          <w:szCs w:val="24"/>
+        </w:rPr>
+        <w:t>OOP interface</w:t>
+      </w:r>
+      <w:r>
+        <w:rPr>
+          <w:b/>
+          <w:bCs/>
+          <w:color w:val="EE0000"/>
+          <w:sz w:val="24"/>
+          <w:szCs w:val="24"/>
+        </w:rPr>
+        <w:t xml:space="preserve"> </w:t>
+      </w:r>
+      <w:r>
+        <w:rPr>
+          <w:b/>
+          <w:bCs/>
+          <w:color w:val="EE0000"/>
+        </w:rPr>
+        <w:t xml:space="preserve"> </w:t>
+      </w:r>
+    </w:p>
+    <w:p>
+      <w:pPr>
+        <w:rPr>
+          <w:b/>
+          <w:bCs/>
+          <w:color w:val="000000" w:themeColor="text1"/>
+          <w:sz w:val="20"/>
+          <w:szCs w:val="20"/>
+        </w:rPr>
+      </w:pPr>
+    </w:p>
+    <w:p>
+      <w:pPr>
+        <w:pStyle w:val="ListParagraph"/>
+        <w:numPr>
+          <w:ilvl w:val="0"/>
+          <w:numId w:val="18"/>
+        </w:numPr>
+        <w:rPr>
+          <w:color w:val="000000" w:themeColor="text1"/>
+          <w:sz w:val="20"/>
+          <w:szCs w:val="20"/>
+        </w:rPr>
+      </w:pPr>
+      <w:r>
+        <w:rPr>
+          <w:color w:val="000000" w:themeColor="text1"/>
+          <w:sz w:val="20"/>
+          <w:szCs w:val="20"/>
+        </w:rPr>
+        <w:t xml:space="preserve">For </w:t>
+      </w:r>
+      <w:r>
+        <w:rPr>
+          <w:sz w:val="20"/>
+          <w:szCs w:val="20"/>
+        </w:rPr>
+        <w:t>Professional use, this assignment, complex charts</w:t>
+      </w:r>
+    </w:p>
+    <w:p>
+      <w:pPr>
+        <w:rPr>
+          <w:color w:val="000000" w:themeColor="text1"/>
+          <w:sz w:val="20"/>
+          <w:szCs w:val="20"/>
         </w:rPr>
       </w:pPr>
     </w:p>
@@ -687,6 +1161,60 @@
 <file path=word/numbering.xml><?xml version="1.0" encoding="utf-8"?>
 <w:numbering xmlns:wpc="http://schemas.microsoft.com/office/word/2010/wordprocessingCanvas" xmlns:cx="http://schemas.microsoft.com/office/drawing/2014/chartex" xmlns:cx1="http://schemas.microsoft.com/office/drawing/2015/9/8/chartex" xmlns:cx2="http://schemas.microsoft.com/office/drawing/2015/10/21/chartex" xmlns:cx3="http://schemas.microsoft.com/office/drawing/2016/5/9/chartex" xmlns:cx4="http://schemas.microsoft.com/office/drawing/2016/5/10/chartex" xmlns:cx5="http://schemas.microsoft.com/office/drawing/2016/5/11/chartex" xmlns:cx6="http://schemas.microsoft.com/office/drawing/2016/5/12/chartex" xmlns:cx7="http://schemas.microsoft.com/office/drawing/2016/5/13/chartex" xmlns:cx8="http://schemas.microsoft.com/office/drawing/2016/5/14/chartex" xmlns:mc="http://schemas.openxmlformats.org/markup-compatibility/2006" xmlns:aink="http://schemas.microsoft.com/office/drawing/2016/ink" xmlns:am3d="http://schemas.microsoft.com/office/drawing/2017/model3d" xmlns:o="urn:schemas-microsoft-com:office:office" xmlns:oel="http://schemas.microsoft.com/office/2019/extlst" xmlns:r="http://schemas.openxmlformats.org/officeDocument/2006/relationships" xmlns:m="http://schemas.openxmlformats.org/officeDocument/2006/math" xmlns:v="urn:schemas-microsoft-com:vml" xmlns:wp14="http://schemas.microsoft.com/office/word/2010/wordprocessingDrawing" xmlns:wp="http://schemas.openxmlformats.org/drawingml/2006/wordprocessingDrawing" xmlns:w10="urn:schemas-microsoft-com:office:word" xmlns:w="http://schemas.openxmlformats.org/wordprocessingml/2006/main" xmlns:w14="http://schemas.microsoft.com/office/word/2010/wordml" xmlns:w15="http://schemas.microsoft.com/office/word/2012/wordml" xmlns:w16cex="http://schemas.microsoft.com/office/word/2018/wordml/cex" xmlns:w16cid="http://schemas.microsoft.com/office/word/2016/wordml/cid" xmlns:w16="http://schemas.microsoft.com/office/word/2018/wordml" xmlns:w16du="http://schemas.microsoft.com/office/word/2023/wordml/word16du" xmlns:w16sdtdh="http://schemas.microsoft.com/office/word/2020/wordml/sdtdatahash" xmlns:w16sdtfl="http://schemas.microsoft.com/office/word/2024/wordml/sdtformatlock" xmlns:w16se="http://schemas.microsoft.com/office/word/2015/wordml/symex" xmlns:wpg="http://schemas.microsoft.com/office/word/2010/wordprocessingGroup" xmlns:wpi="http://schemas.microsoft.com/office/word/2010/wordprocessingInk" xmlns:wne="http://schemas.microsoft.com/office/word/2006/wordml" xmlns:wps="http://schemas.microsoft.com/office/word/2010/wordprocessingShape" mc:Ignorable="w14 w15 w16se w16cid w16 w16cex w16sdtdh w16sdtfl w16du wp14">
   <w:abstractNum w:abstractNumId="0" w15:restartNumberingAfterBreak="0">
+    <w:nsid w:val="001F606A"/>
+    <w:multiLevelType w:val="hybridMultilevel"/>
+    <w:tmpl w:val="FD7E4EC0"/>
+    <w:lvl w:ilvl="0" w:tplc="A7142186">
+      <w:start w:val="1"/>
+      <w:numFmt w:val="bullet"/>
+      <w:lvlText w:val="•"/>
+      <w:lvlJc w:val="left"/>
+      <w:pPr>
+        <w:ind w:left="720" w:hanging="360"/>
+      </w:pPr>
+    </w:lvl>
+    <w:lvl w:ilvl="1" w:tplc="5C0CB9B6">
+      <w:numFmt w:val="decimal"/>
+      <w:lvlText w:val=""/>
+      <w:lvlJc w:val="left"/>
+    </w:lvl>
+    <w:lvl w:ilvl="2" w:tplc="1F8CAB1E">
+      <w:numFmt w:val="decimal"/>
+      <w:lvlText w:val=""/>
+      <w:lvlJc w:val="left"/>
+    </w:lvl>
+    <w:lvl w:ilvl="3" w:tplc="3CCE2266">
+      <w:numFmt w:val="decimal"/>
+      <w:lvlText w:val=""/>
+      <w:lvlJc w:val="left"/>
+    </w:lvl>
+    <w:lvl w:ilvl="4" w:tplc="E5AA349C">
+      <w:numFmt w:val="decimal"/>
+      <w:lvlText w:val=""/>
+      <w:lvlJc w:val="left"/>
+    </w:lvl>
+    <w:lvl w:ilvl="5" w:tplc="9A40015E">
+      <w:numFmt w:val="decimal"/>
+      <w:lvlText w:val=""/>
+      <w:lvlJc w:val="left"/>
+    </w:lvl>
+    <w:lvl w:ilvl="6" w:tplc="D6B68B20">
+      <w:numFmt w:val="decimal"/>
+      <w:lvlText w:val=""/>
+      <w:lvlJc w:val="left"/>
+    </w:lvl>
+    <w:lvl w:ilvl="7" w:tplc="F1F4CCD0">
+      <w:numFmt w:val="decimal"/>
+      <w:lvlText w:val=""/>
+      <w:lvlJc w:val="left"/>
+    </w:lvl>
+    <w:lvl w:ilvl="8" w:tplc="06ECCD66">
+      <w:numFmt w:val="decimal"/>
+      <w:lvlText w:val=""/>
+      <w:lvlJc w:val="left"/>
+    </w:lvl>
+  </w:abstractNum>
+  <w:abstractNum w:abstractNumId="1" w15:restartNumberingAfterBreak="0">
     <w:nsid w:val="00DC2D20"/>
     <w:multiLevelType w:val="hybridMultilevel"/>
     <w:tmpl w:val="E6B2DA32"/>
@@ -799,7 +1327,7 @@
       </w:rPr>
     </w:lvl>
   </w:abstractNum>
-  <w:abstractNum w:abstractNumId="1" w15:restartNumberingAfterBreak="0">
+  <w:abstractNum w:abstractNumId="2" w15:restartNumberingAfterBreak="0">
     <w:nsid w:val="02DC6F35"/>
     <w:multiLevelType w:val="hybridMultilevel"/>
     <w:tmpl w:val="091A78A4"/>
@@ -912,7 +1440,7 @@
       </w:rPr>
     </w:lvl>
   </w:abstractNum>
-  <w:abstractNum w:abstractNumId="2" w15:restartNumberingAfterBreak="0">
+  <w:abstractNum w:abstractNumId="3" w15:restartNumberingAfterBreak="0">
     <w:nsid w:val="0AA92230"/>
     <w:multiLevelType w:val="hybridMultilevel"/>
     <w:tmpl w:val="9C8E6B0A"/>
@@ -1025,7 +1553,7 @@
       </w:rPr>
     </w:lvl>
   </w:abstractNum>
-  <w:abstractNum w:abstractNumId="3" w15:restartNumberingAfterBreak="0">
+  <w:abstractNum w:abstractNumId="4" w15:restartNumberingAfterBreak="0">
     <w:nsid w:val="139E3770"/>
     <w:multiLevelType w:val="hybridMultilevel"/>
     <w:tmpl w:val="287466E4"/>
@@ -1138,7 +1666,120 @@
       </w:rPr>
     </w:lvl>
   </w:abstractNum>
-  <w:abstractNum w:abstractNumId="4" w15:restartNumberingAfterBreak="0">
+  <w:abstractNum w:abstractNumId="5" w15:restartNumberingAfterBreak="0">
+    <w:nsid w:val="1AD45EBD"/>
+    <w:multiLevelType w:val="hybridMultilevel"/>
+    <w:tmpl w:val="69D23878"/>
+    <w:lvl w:ilvl="0" w:tplc="04090001">
+      <w:start w:val="1"/>
+      <w:numFmt w:val="bullet"/>
+      <w:lvlText w:val=""/>
+      <w:lvlJc w:val="left"/>
+      <w:pPr>
+        <w:ind w:left="1280" w:hanging="360"/>
+      </w:pPr>
+      <w:rPr>
+        <w:rFonts w:ascii="Symbol" w:hAnsi="Symbol" w:hint="default"/>
+      </w:rPr>
+    </w:lvl>
+    <w:lvl w:ilvl="1" w:tplc="04090003" w:tentative="1">
+      <w:start w:val="1"/>
+      <w:numFmt w:val="bullet"/>
+      <w:lvlText w:val="o"/>
+      <w:lvlJc w:val="left"/>
+      <w:pPr>
+        <w:ind w:left="2000" w:hanging="360"/>
+      </w:pPr>
+      <w:rPr>
+        <w:rFonts w:ascii="Courier New" w:hAnsi="Courier New" w:cs="Courier New" w:hint="default"/>
+      </w:rPr>
+    </w:lvl>
+    <w:lvl w:ilvl="2" w:tplc="04090005" w:tentative="1">
+      <w:start w:val="1"/>
+      <w:numFmt w:val="bullet"/>
+      <w:lvlText w:val=""/>
+      <w:lvlJc w:val="left"/>
+      <w:pPr>
+        <w:ind w:left="2720" w:hanging="360"/>
+      </w:pPr>
+      <w:rPr>
+        <w:rFonts w:ascii="Wingdings" w:hAnsi="Wingdings" w:hint="default"/>
+      </w:rPr>
+    </w:lvl>
+    <w:lvl w:ilvl="3" w:tplc="04090001" w:tentative="1">
+      <w:start w:val="1"/>
+      <w:numFmt w:val="bullet"/>
+      <w:lvlText w:val=""/>
+      <w:lvlJc w:val="left"/>
+      <w:pPr>
+        <w:ind w:left="3440" w:hanging="360"/>
+      </w:pPr>
+      <w:rPr>
+        <w:rFonts w:ascii="Symbol" w:hAnsi="Symbol" w:hint="default"/>
+      </w:rPr>
+    </w:lvl>
+    <w:lvl w:ilvl="4" w:tplc="04090003" w:tentative="1">
+      <w:start w:val="1"/>
+      <w:numFmt w:val="bullet"/>
+      <w:lvlText w:val="o"/>
+      <w:lvlJc w:val="left"/>
+      <w:pPr>
+        <w:ind w:left="4160" w:hanging="360"/>
+      </w:pPr>
+      <w:rPr>
+        <w:rFonts w:ascii="Courier New" w:hAnsi="Courier New" w:cs="Courier New" w:hint="default"/>
+      </w:rPr>
+    </w:lvl>
+    <w:lvl w:ilvl="5" w:tplc="04090005" w:tentative="1">
+      <w:start w:val="1"/>
+      <w:numFmt w:val="bullet"/>
+      <w:lvlText w:val=""/>
+      <w:lvlJc w:val="left"/>
+      <w:pPr>
+        <w:ind w:left="4880" w:hanging="360"/>
+      </w:pPr>
+      <w:rPr>
+        <w:rFonts w:ascii="Wingdings" w:hAnsi="Wingdings" w:hint="default"/>
+      </w:rPr>
+    </w:lvl>
+    <w:lvl w:ilvl="6" w:tplc="04090001" w:tentative="1">
+      <w:start w:val="1"/>
+      <w:numFmt w:val="bullet"/>
+      <w:lvlText w:val=""/>
+      <w:lvlJc w:val="left"/>
+      <w:pPr>
+        <w:ind w:left="5600" w:hanging="360"/>
+      </w:pPr>
+      <w:rPr>
+        <w:rFonts w:ascii="Symbol" w:hAnsi="Symbol" w:hint="default"/>
+      </w:rPr>
+    </w:lvl>
+    <w:lvl w:ilvl="7" w:tplc="04090003" w:tentative="1">
+      <w:start w:val="1"/>
+      <w:numFmt w:val="bullet"/>
+      <w:lvlText w:val="o"/>
+      <w:lvlJc w:val="left"/>
+      <w:pPr>
+        <w:ind w:left="6320" w:hanging="360"/>
+      </w:pPr>
+      <w:rPr>
+        <w:rFonts w:ascii="Courier New" w:hAnsi="Courier New" w:cs="Courier New" w:hint="default"/>
+      </w:rPr>
+    </w:lvl>
+    <w:lvl w:ilvl="8" w:tplc="04090005" w:tentative="1">
+      <w:start w:val="1"/>
+      <w:numFmt w:val="bullet"/>
+      <w:lvlText w:val=""/>
+      <w:lvlJc w:val="left"/>
+      <w:pPr>
+        <w:ind w:left="7040" w:hanging="360"/>
+      </w:pPr>
+      <w:rPr>
+        <w:rFonts w:ascii="Wingdings" w:hAnsi="Wingdings" w:hint="default"/>
+      </w:rPr>
+    </w:lvl>
+  </w:abstractNum>
+  <w:abstractNum w:abstractNumId="6" w15:restartNumberingAfterBreak="0">
     <w:nsid w:val="1DE75A92"/>
     <w:multiLevelType w:val="hybridMultilevel"/>
     <w:tmpl w:val="D7125C3C"/>
@@ -1251,7 +1892,7 @@
       </w:rPr>
     </w:lvl>
   </w:abstractNum>
-  <w:abstractNum w:abstractNumId="5" w15:restartNumberingAfterBreak="0">
+  <w:abstractNum w:abstractNumId="7" w15:restartNumberingAfterBreak="0">
     <w:nsid w:val="1E902985"/>
     <w:multiLevelType w:val="hybridMultilevel"/>
     <w:tmpl w:val="F780B142"/>
@@ -1364,7 +2005,7 @@
       </w:rPr>
     </w:lvl>
   </w:abstractNum>
-  <w:abstractNum w:abstractNumId="6" w15:restartNumberingAfterBreak="0">
+  <w:abstractNum w:abstractNumId="8" w15:restartNumberingAfterBreak="0">
     <w:nsid w:val="25EF0537"/>
     <w:multiLevelType w:val="hybridMultilevel"/>
     <w:tmpl w:val="58AE7D2C"/>
@@ -1477,7 +2118,7 @@
       </w:rPr>
     </w:lvl>
   </w:abstractNum>
-  <w:abstractNum w:abstractNumId="7" w15:restartNumberingAfterBreak="0">
+  <w:abstractNum w:abstractNumId="9" w15:restartNumberingAfterBreak="0">
     <w:nsid w:val="2949046F"/>
     <w:multiLevelType w:val="multilevel"/>
     <w:tmpl w:val="881C106C"/>
@@ -1626,7 +2267,7 @@
       </w:rPr>
     </w:lvl>
   </w:abstractNum>
-  <w:abstractNum w:abstractNumId="8" w15:restartNumberingAfterBreak="0">
+  <w:abstractNum w:abstractNumId="10" w15:restartNumberingAfterBreak="0">
     <w:nsid w:val="3C5C48DC"/>
     <w:multiLevelType w:val="hybridMultilevel"/>
     <w:tmpl w:val="B5E83128"/>
@@ -1739,7 +2380,7 @@
       </w:rPr>
     </w:lvl>
   </w:abstractNum>
-  <w:abstractNum w:abstractNumId="9" w15:restartNumberingAfterBreak="0">
+  <w:abstractNum w:abstractNumId="11" w15:restartNumberingAfterBreak="0">
     <w:nsid w:val="44F067E6"/>
     <w:multiLevelType w:val="multilevel"/>
     <w:tmpl w:val="444A4944"/>
@@ -1888,7 +2529,7 @@
       </w:rPr>
     </w:lvl>
   </w:abstractNum>
-  <w:abstractNum w:abstractNumId="10" w15:restartNumberingAfterBreak="0">
+  <w:abstractNum w:abstractNumId="12" w15:restartNumberingAfterBreak="0">
     <w:nsid w:val="4A6D6FE1"/>
     <w:multiLevelType w:val="hybridMultilevel"/>
     <w:tmpl w:val="97BECA18"/>
@@ -2001,7 +2642,7 @@
       </w:rPr>
     </w:lvl>
   </w:abstractNum>
-  <w:abstractNum w:abstractNumId="11" w15:restartNumberingAfterBreak="0">
+  <w:abstractNum w:abstractNumId="13" w15:restartNumberingAfterBreak="0">
     <w:nsid w:val="54673147"/>
     <w:multiLevelType w:val="hybridMultilevel"/>
     <w:tmpl w:val="506EFAFC"/>
@@ -2114,7 +2755,7 @@
       </w:rPr>
     </w:lvl>
   </w:abstractNum>
-  <w:abstractNum w:abstractNumId="12" w15:restartNumberingAfterBreak="0">
+  <w:abstractNum w:abstractNumId="14" w15:restartNumberingAfterBreak="0">
     <w:nsid w:val="5AB219CB"/>
     <w:multiLevelType w:val="hybridMultilevel"/>
     <w:tmpl w:val="73D41922"/>
@@ -2227,7 +2868,7 @@
       </w:rPr>
     </w:lvl>
   </w:abstractNum>
-  <w:abstractNum w:abstractNumId="13" w15:restartNumberingAfterBreak="0">
+  <w:abstractNum w:abstractNumId="15" w15:restartNumberingAfterBreak="0">
     <w:nsid w:val="6859798A"/>
     <w:multiLevelType w:val="multilevel"/>
     <w:tmpl w:val="DB7A61E6"/>
@@ -2376,7 +3017,7 @@
       </w:rPr>
     </w:lvl>
   </w:abstractNum>
-  <w:abstractNum w:abstractNumId="14" w15:restartNumberingAfterBreak="0">
+  <w:abstractNum w:abstractNumId="16" w15:restartNumberingAfterBreak="0">
     <w:nsid w:val="6FFD0D80"/>
     <w:multiLevelType w:val="hybridMultilevel"/>
     <w:tmpl w:val="15D028AA"/>
@@ -2489,7 +3130,7 @@
       </w:rPr>
     </w:lvl>
   </w:abstractNum>
-  <w:abstractNum w:abstractNumId="15" w15:restartNumberingAfterBreak="0">
+  <w:abstractNum w:abstractNumId="17" w15:restartNumberingAfterBreak="0">
     <w:nsid w:val="7A0D2300"/>
     <w:multiLevelType w:val="hybridMultilevel"/>
     <w:tmpl w:val="93908350"/>
@@ -2603,52 +3244,61 @@
     </w:lvl>
   </w:abstractNum>
   <w:num w:numId="1" w16cid:durableId="1203790930">
+    <w:abstractNumId w:val="17"/>
+  </w:num>
+  <w:num w:numId="2" w16cid:durableId="1061557384">
+    <w:abstractNumId w:val="13"/>
+  </w:num>
+  <w:num w:numId="3" w16cid:durableId="1666128443">
+    <w:abstractNumId w:val="3"/>
+  </w:num>
+  <w:num w:numId="4" w16cid:durableId="1618176209">
+    <w:abstractNumId w:val="16"/>
+  </w:num>
+  <w:num w:numId="5" w16cid:durableId="1259872560">
+    <w:abstractNumId w:val="14"/>
+  </w:num>
+  <w:num w:numId="6" w16cid:durableId="63768452">
+    <w:abstractNumId w:val="4"/>
+  </w:num>
+  <w:num w:numId="7" w16cid:durableId="1712194469">
+    <w:abstractNumId w:val="2"/>
+  </w:num>
+  <w:num w:numId="8" w16cid:durableId="1518077312">
+    <w:abstractNumId w:val="6"/>
+  </w:num>
+  <w:num w:numId="9" w16cid:durableId="1102727466">
+    <w:abstractNumId w:val="8"/>
+  </w:num>
+  <w:num w:numId="10" w16cid:durableId="1947154775">
+    <w:abstractNumId w:val="1"/>
+  </w:num>
+  <w:num w:numId="11" w16cid:durableId="491258775">
+    <w:abstractNumId w:val="11"/>
+  </w:num>
+  <w:num w:numId="12" w16cid:durableId="514734852">
+    <w:abstractNumId w:val="12"/>
+  </w:num>
+  <w:num w:numId="13" w16cid:durableId="984889994">
+    <w:abstractNumId w:val="9"/>
+  </w:num>
+  <w:num w:numId="14" w16cid:durableId="1413890380">
+    <w:abstractNumId w:val="10"/>
+  </w:num>
+  <w:num w:numId="15" w16cid:durableId="1987080710">
+    <w:abstractNumId w:val="7"/>
+  </w:num>
+  <w:num w:numId="16" w16cid:durableId="429590733">
     <w:abstractNumId w:val="15"/>
   </w:num>
-  <w:num w:numId="2" w16cid:durableId="1061557384">
-    <w:abstractNumId w:val="11"/>
+  <w:num w:numId="17" w16cid:durableId="1840926486">
+    <w:abstractNumId w:val="0"/>
+    <w:lvlOverride w:ilvl="0">
+      <w:startOverride w:val="1"/>
+    </w:lvlOverride>
   </w:num>
-  <w:num w:numId="3" w16cid:durableId="1666128443">
-    <w:abstractNumId w:val="2"/>
-  </w:num>
-  <w:num w:numId="4" w16cid:durableId="1618176209">
-    <w:abstractNumId w:val="14"/>
-  </w:num>
-  <w:num w:numId="5" w16cid:durableId="1259872560">
-    <w:abstractNumId w:val="12"/>
-  </w:num>
-  <w:num w:numId="6" w16cid:durableId="63768452">
-    <w:abstractNumId w:val="3"/>
-  </w:num>
-  <w:num w:numId="7" w16cid:durableId="1712194469">
-    <w:abstractNumId w:val="1"/>
-  </w:num>
-  <w:num w:numId="8" w16cid:durableId="1518077312">
-    <w:abstractNumId w:val="4"/>
-  </w:num>
-  <w:num w:numId="9" w16cid:durableId="1102727466">
-    <w:abstractNumId w:val="6"/>
-  </w:num>
-  <w:num w:numId="10" w16cid:durableId="1947154775">
-    <w:abstractNumId w:val="0"/>
-  </w:num>
-  <w:num w:numId="11" w16cid:durableId="491258775">
-    <w:abstractNumId w:val="9"/>
-  </w:num>
-  <w:num w:numId="12" w16cid:durableId="514734852">
-    <w:abstractNumId w:val="10"/>
-  </w:num>
-  <w:num w:numId="13" w16cid:durableId="984889994">
-    <w:abstractNumId w:val="7"/>
-  </w:num>
-  <w:num w:numId="14" w16cid:durableId="1413890380">
-    <w:abstractNumId w:val="8"/>
-  </w:num>
-  <w:num w:numId="15" w16cid:durableId="1987080710">
+  <w:num w:numId="18" w16cid:durableId="604577837">
     <w:abstractNumId w:val="5"/>
-  </w:num>
-  <w:num w:numId="16" w16cid:durableId="429590733">
-    <w:abstractNumId w:val="13"/>
   </w:num>
 </w:numbering>
 </file>
@@ -2852,7 +3502,7 @@
     <w:lsdException w:name="Medium Shading 2 Accent 1" w:uiPriority="64"/>
     <w:lsdException w:name="Medium List 1 Accent 1" w:uiPriority="65"/>
     <w:lsdException w:name="Revision" w:semiHidden="1"/>
-    <w:lsdException w:name="List Paragraph" w:uiPriority="34" w:qFormat="1"/>
+    <w:lsdException w:name="List Paragraph" w:uiPriority="0" w:qFormat="1"/>
     <w:lsdException w:name="Quote" w:uiPriority="29" w:qFormat="1"/>
     <w:lsdException w:name="Intense Quote" w:uiPriority="30" w:qFormat="1"/>
     <w:lsdException w:name="Medium List 2 Accent 1" w:uiPriority="66"/>
@@ -3297,6 +3947,7 @@
   <w:style w:type="character" w:default="1" w:styleId="DefaultParagraphFont">
     <w:name w:val="Default Paragraph Font"/>
     <w:uiPriority w:val="1"/>
+    <w:semiHidden/>
     <w:unhideWhenUsed/>
   </w:style>
   <w:style w:type="table" w:default="1" w:styleId="TableNormal">
@@ -3550,7 +4201,6 @@
   <w:style w:type="paragraph" w:styleId="ListParagraph">
     <w:name w:val="List Paragraph"/>
     <w:basedOn w:val="Normal"/>
-    <w:uiPriority w:val="34"/>
     <w:qFormat/>
     <w:rsid w:val="00E0463D"/>
     <w:pPr>
